--- a/interfaz3/semiPlantillaFinalInformeV3Numeracion.docx
+++ b/interfaz3/semiPlantillaFinalInformeV3Numeracion.docx
@@ -458,16 +458,7 @@
           <w:sz w:val="22"/>
           <w:szCs w:val="22"/>
         </w:rPr>
-        <w:t>fromDam-</w:t>
-      </w:r>
-      <w:proofErr w:type="gramStart"/>
-      <w:r>
-        <w:rPr>
-          <w:rFonts w:ascii="Arial" w:hAnsi="Arial" w:cs="Arial"/>
-          <w:sz w:val="22"/>
-          <w:szCs w:val="22"/>
-        </w:rPr>
-        <w:t>numeroDam</w:t>
+        <w:t>fromDam-numeroDam</w:t>
       </w:r>
       <w:proofErr w:type="spellEnd"/>
       <w:r>
@@ -490,7 +481,6 @@
         <w:t>{</w:t>
       </w:r>
       <w:proofErr w:type="spellStart"/>
-      <w:proofErr w:type="gramEnd"/>
       <w:r>
         <w:rPr>
           <w:rFonts w:ascii="Arial" w:hAnsi="Arial" w:cs="Arial"/>
@@ -823,27 +813,7 @@
           <w:szCs w:val="22"/>
           <w:shd w:val="clear" w:color="auto" w:fill="FAF9F8"/>
         </w:rPr>
-        <w:t>Arancel Común Anexo al Protocolo Modificatorio del Convenio de Cooperación Aduanera Peruano-</w:t>
-      </w:r>
-      <w:proofErr w:type="gramStart"/>
-      <w:r>
-        <w:rPr>
-          <w:rFonts w:ascii="Arial" w:hAnsi="Arial" w:cs="Arial"/>
-          <w:sz w:val="22"/>
-          <w:szCs w:val="22"/>
-          <w:shd w:val="clear" w:color="auto" w:fill="FAF9F8"/>
-        </w:rPr>
-        <w:t>Colombiano</w:t>
-      </w:r>
-      <w:proofErr w:type="gramEnd"/>
-      <w:r>
-        <w:rPr>
-          <w:rFonts w:ascii="Arial" w:hAnsi="Arial" w:cs="Arial"/>
-          <w:sz w:val="22"/>
-          <w:szCs w:val="22"/>
-          <w:shd w:val="clear" w:color="auto" w:fill="FAF9F8"/>
-        </w:rPr>
-        <w:t xml:space="preserve"> de 1938, puesto en vigencia por el Decreto Supremo </w:t>
+        <w:t xml:space="preserve">Arancel Común Anexo al Protocolo Modificatorio del Convenio de Cooperación Aduanera Peruano-Colombiano de 1938, puesto en vigencia por el Decreto Supremo </w:t>
       </w:r>
       <w:proofErr w:type="spellStart"/>
       <w:r>
@@ -1208,27 +1178,7 @@
           <w:shd w:val="clear" w:color="auto" w:fill="FAF9F8"/>
         </w:rPr>
         <w:lastRenderedPageBreak/>
-        <w:t>Convenio de Cooperación Aduanera Peruano-</w:t>
-      </w:r>
-      <w:proofErr w:type="gramStart"/>
-      <w:r>
-        <w:rPr>
-          <w:rFonts w:ascii="Arial" w:hAnsi="Arial" w:cs="Arial"/>
-          <w:sz w:val="22"/>
-          <w:szCs w:val="22"/>
-          <w:shd w:val="clear" w:color="auto" w:fill="FAF9F8"/>
-        </w:rPr>
-        <w:t>Colombiano</w:t>
-      </w:r>
-      <w:proofErr w:type="gramEnd"/>
-      <w:r>
-        <w:rPr>
-          <w:rFonts w:ascii="Arial" w:hAnsi="Arial" w:cs="Arial"/>
-          <w:sz w:val="22"/>
-          <w:szCs w:val="22"/>
-          <w:shd w:val="clear" w:color="auto" w:fill="FAF9F8"/>
-        </w:rPr>
-        <w:t xml:space="preserve"> de 1938 y su Protocolo Modificatorio, aprobado por Resolución Legislativa </w:t>
+        <w:t xml:space="preserve">Convenio de Cooperación Aduanera Peruano-Colombiano de 1938 y su Protocolo Modificatorio, aprobado por Resolución Legislativa </w:t>
       </w:r>
       <w:proofErr w:type="spellStart"/>
       <w:r>
@@ -1326,27 +1276,7 @@
           <w:szCs w:val="22"/>
           <w:shd w:val="clear" w:color="auto" w:fill="FAF9F8"/>
         </w:rPr>
-        <w:t>Arancel Común Anexo al Protocolo Modificatorio del Convenio de Cooperación Aduanera Peruano-</w:t>
-      </w:r>
-      <w:proofErr w:type="gramStart"/>
-      <w:r>
-        <w:rPr>
-          <w:rFonts w:ascii="Arial" w:hAnsi="Arial" w:cs="Arial"/>
-          <w:sz w:val="22"/>
-          <w:szCs w:val="22"/>
-          <w:shd w:val="clear" w:color="auto" w:fill="FAF9F8"/>
-        </w:rPr>
-        <w:t>Colombiano</w:t>
-      </w:r>
-      <w:proofErr w:type="gramEnd"/>
-      <w:r>
-        <w:rPr>
-          <w:rFonts w:ascii="Arial" w:hAnsi="Arial" w:cs="Arial"/>
-          <w:sz w:val="22"/>
-          <w:szCs w:val="22"/>
-          <w:shd w:val="clear" w:color="auto" w:fill="FAF9F8"/>
-        </w:rPr>
-        <w:t xml:space="preserve"> de 1938, puesto en vigencia por el Decreto Supremo </w:t>
+        <w:t xml:space="preserve">Arancel Común Anexo al Protocolo Modificatorio del Convenio de Cooperación Aduanera Peruano-Colombiano de 1938, puesto en vigencia por el Decreto Supremo </w:t>
       </w:r>
       <w:proofErr w:type="spellStart"/>
       <w:r>
@@ -1484,27 +1414,7 @@
           <w:szCs w:val="22"/>
           <w:shd w:val="clear" w:color="auto" w:fill="FAF9F8"/>
         </w:rPr>
-        <w:t xml:space="preserve"> 248-2025/SUNAT - Procedimiento Especifico DESPA-PE.01.13 (versión 3) Importación De Mercancías Sujetas Al Protocolo Modificatorio Del Convenio De Cooperación Aduanera Peruano-</w:t>
-      </w:r>
-      <w:proofErr w:type="gramStart"/>
-      <w:r>
-        <w:rPr>
-          <w:rFonts w:ascii="Arial" w:hAnsi="Arial" w:cs="Arial"/>
-          <w:sz w:val="22"/>
-          <w:szCs w:val="22"/>
-          <w:shd w:val="clear" w:color="auto" w:fill="FAF9F8"/>
-        </w:rPr>
-        <w:t>Colombiano</w:t>
-      </w:r>
-      <w:proofErr w:type="gramEnd"/>
-      <w:r>
-        <w:rPr>
-          <w:rFonts w:ascii="Arial" w:hAnsi="Arial" w:cs="Arial"/>
-          <w:sz w:val="22"/>
-          <w:szCs w:val="22"/>
-          <w:shd w:val="clear" w:color="auto" w:fill="FAF9F8"/>
-        </w:rPr>
-        <w:t xml:space="preserve">. </w:t>
+        <w:t xml:space="preserve"> 248-2025/SUNAT - Procedimiento Especifico DESPA-PE.01.13 (versión 3) Importación De Mercancías Sujetas Al Protocolo Modificatorio Del Convenio De Cooperación Aduanera Peruano-Colombiano. </w:t>
       </w:r>
     </w:p>
     <w:p>
@@ -2501,16 +2411,7 @@
           <w:sz w:val="22"/>
           <w:szCs w:val="22"/>
         </w:rPr>
-        <w:t>fromDam-</w:t>
-      </w:r>
-      <w:proofErr w:type="gramStart"/>
-      <w:r>
-        <w:rPr>
-          <w:rFonts w:ascii="Arial" w:hAnsi="Arial" w:cs="Arial"/>
-          <w:sz w:val="22"/>
-          <w:szCs w:val="22"/>
-        </w:rPr>
-        <w:t>fechaCancelacionTributos</w:t>
+        <w:t>fromDam-fechaCancelacionTributos</w:t>
       </w:r>
       <w:r>
         <w:rPr>
@@ -2529,19 +2430,7 @@
           <w:sz w:val="22"/>
           <w:szCs w:val="22"/>
         </w:rPr>
-        <w:t>{</w:t>
-      </w:r>
-      <w:proofErr w:type="gramEnd"/>
-      <w:r>
-        <w:rPr>
-          <w:rFonts w:ascii="Arial" w:hAnsi="Arial" w:cs="Arial"/>
-          <w:b/>
-          <w:bCs/>
-          <w:color w:val="FF0000"/>
-          <w:sz w:val="22"/>
-          <w:szCs w:val="22"/>
-        </w:rPr>
-        <w:t>fromDam-fechaCancelacionTributosRRR}</w:t>
+        <w:t>{fromDam-fechaCancelacionTributosRRR}</w:t>
       </w:r>
       <w:r>
         <w:rPr>
@@ -2723,39 +2612,18 @@
           <w:sz w:val="22"/>
           <w:szCs w:val="22"/>
         </w:rPr>
-        <w:t>{fromDam-</w:t>
-      </w:r>
-      <w:proofErr w:type="gramStart"/>
-      <w:r>
-        <w:rPr>
-          <w:rFonts w:ascii="Arial" w:hAnsi="Arial" w:cs="Arial"/>
-          <w:sz w:val="22"/>
-          <w:szCs w:val="22"/>
-        </w:rPr>
-        <w:t>fechaCancelacionTributos}</w:t>
-      </w:r>
-      <w:r>
-        <w:rPr>
-          <w:rFonts w:ascii="Arial" w:hAnsi="Arial" w:cs="Arial"/>
-          <w:b/>
-          <w:bCs/>
-          <w:color w:val="FF0000"/>
-          <w:sz w:val="22"/>
-          <w:szCs w:val="22"/>
-        </w:rPr>
-        <w:t>{</w:t>
-      </w:r>
-      <w:proofErr w:type="gramEnd"/>
-      <w:r>
-        <w:rPr>
-          <w:rFonts w:ascii="Arial" w:hAnsi="Arial" w:cs="Arial"/>
-          <w:b/>
-          <w:bCs/>
-          <w:color w:val="FF0000"/>
-          <w:sz w:val="22"/>
-          <w:szCs w:val="22"/>
-        </w:rPr>
-        <w:t>fromDam-fechaCancelacionTributosRRR}</w:t>
+        <w:t>{fromDam-fechaCancelacionTributos}</w:t>
+      </w:r>
+      <w:r>
+        <w:rPr>
+          <w:rFonts w:ascii="Arial" w:hAnsi="Arial" w:cs="Arial"/>
+          <w:b/>
+          <w:bCs/>
+          <w:color w:val="FF0000"/>
+          <w:sz w:val="22"/>
+          <w:szCs w:val="22"/>
+        </w:rPr>
+        <w:t>{fromDam-fechaCancelacionTributosRRR}</w:t>
       </w:r>
       <w:r>
         <w:rPr>
@@ -3399,9 +3267,9 @@
           <w:sz w:val="22"/>
           <w:szCs w:val="22"/>
         </w:rPr>
-        <w:t>fromInputs-</w:t>
-      </w:r>
-      <w:proofErr w:type="gramStart"/>
+        <w:t>fromInputs-fechaCorreoCecaRRR</w:t>
+      </w:r>
+      <w:proofErr w:type="spellEnd"/>
       <w:r>
         <w:rPr>
           <w:rFonts w:ascii="Arial" w:eastAsiaTheme="minorHAnsi" w:hAnsi="Arial" w:cs="Arial"/>
@@ -3413,25 +3281,11 @@
           <w:sz w:val="22"/>
           <w:szCs w:val="22"/>
         </w:rPr>
-        <w:t>fechaCorreoCecaRRR</w:t>
-      </w:r>
-      <w:proofErr w:type="spellEnd"/>
+        <w:t>}</w:t>
+      </w:r>
       <w:r>
         <w:rPr>
           <w:rFonts w:ascii="Arial" w:eastAsiaTheme="minorHAnsi" w:hAnsi="Arial" w:cs="Arial"/>
-          <w:b/>
-          <w:bCs/>
-          <w:i w:val="0"/>
-          <w:iCs w:val="0"/>
-          <w:color w:val="FF0000"/>
-          <w:sz w:val="22"/>
-          <w:szCs w:val="22"/>
-        </w:rPr>
-        <w:t>}</w:t>
-      </w:r>
-      <w:r>
-        <w:rPr>
-          <w:rFonts w:ascii="Arial" w:eastAsiaTheme="minorHAnsi" w:hAnsi="Arial" w:cs="Arial"/>
           <w:i w:val="0"/>
           <w:iCs w:val="0"/>
           <w:color w:val="auto"/>
@@ -3441,7 +3295,6 @@
         <w:t>{</w:t>
       </w:r>
       <w:proofErr w:type="spellStart"/>
-      <w:proofErr w:type="gramEnd"/>
       <w:r>
         <w:rPr>
           <w:rFonts w:ascii="Arial" w:eastAsiaTheme="minorHAnsi" w:hAnsi="Arial" w:cs="Arial"/>
@@ -3658,21 +3511,7 @@
           <w:sz w:val="22"/>
           <w:szCs w:val="22"/>
         </w:rPr>
-        <w:t>fromInputs-</w:t>
-      </w:r>
-      <w:proofErr w:type="gramStart"/>
-      <w:r>
-        <w:rPr>
-          <w:rFonts w:ascii="Arial" w:hAnsi="Arial" w:cs="Arial"/>
-          <w:b/>
-          <w:bCs/>
-          <w:i w:val="0"/>
-          <w:iCs w:val="0"/>
-          <w:color w:val="FF0000"/>
-          <w:sz w:val="22"/>
-          <w:szCs w:val="22"/>
-        </w:rPr>
-        <w:t>fechaAforoRRR</w:t>
+        <w:t>fromInputs-fechaAforoRRR</w:t>
       </w:r>
       <w:proofErr w:type="spellEnd"/>
       <w:r>
@@ -3700,7 +3539,6 @@
         <w:t>{</w:t>
       </w:r>
       <w:proofErr w:type="spellStart"/>
-      <w:proofErr w:type="gramEnd"/>
       <w:r>
         <w:rPr>
           <w:rFonts w:ascii="Arial" w:hAnsi="Arial" w:cs="Arial"/>
@@ -4888,16 +4726,7 @@
                 <w:sz w:val="20"/>
                 <w:szCs w:val="20"/>
               </w:rPr>
-              <w:t>fromDam-</w:t>
-            </w:r>
-            <w:proofErr w:type="gramStart"/>
-            <w:r>
-              <w:rPr>
-                <w:rFonts w:ascii="Arial" w:hAnsi="Arial" w:cs="Arial"/>
-                <w:sz w:val="20"/>
-                <w:szCs w:val="20"/>
-              </w:rPr>
-              <w:t>descripcionMerca</w:t>
+              <w:t>fromDam-descripcionMerca</w:t>
             </w:r>
             <w:proofErr w:type="spellEnd"/>
             <w:r>
@@ -4920,7 +4749,6 @@
               <w:t>{</w:t>
             </w:r>
             <w:proofErr w:type="spellStart"/>
-            <w:proofErr w:type="gramEnd"/>
             <w:r>
               <w:rPr>
                 <w:rFonts w:ascii="Arial" w:hAnsi="Arial" w:cs="Arial"/>
@@ -5217,39 +5045,29 @@
           <w:sz w:val="20"/>
           <w:szCs w:val="20"/>
         </w:rPr>
-        <w:t>fromDam-</w:t>
-      </w:r>
-      <w:proofErr w:type="gramStart"/>
+        <w:t>fromDam-bultosReconocidos</w:t>
+      </w:r>
+      <w:proofErr w:type="spellEnd"/>
       <w:r>
         <w:rPr>
           <w:rFonts w:ascii="Arial" w:hAnsi="Arial" w:cs="Arial"/>
           <w:sz w:val="20"/>
           <w:szCs w:val="20"/>
         </w:rPr>
-        <w:t>bultosReconocidos</w:t>
-      </w:r>
-      <w:proofErr w:type="spellEnd"/>
-      <w:r>
-        <w:rPr>
-          <w:rFonts w:ascii="Arial" w:hAnsi="Arial" w:cs="Arial"/>
+        <w:t>}</w:t>
+      </w:r>
+      <w:r>
+        <w:rPr>
+          <w:rFonts w:ascii="Arial" w:hAnsi="Arial" w:cs="Arial"/>
+          <w:b/>
+          <w:bCs/>
+          <w:color w:val="FF0000"/>
           <w:sz w:val="20"/>
           <w:szCs w:val="20"/>
         </w:rPr>
-        <w:t>}</w:t>
-      </w:r>
-      <w:r>
-        <w:rPr>
-          <w:rFonts w:ascii="Arial" w:hAnsi="Arial" w:cs="Arial"/>
-          <w:b/>
-          <w:bCs/>
-          <w:color w:val="FF0000"/>
-          <w:sz w:val="20"/>
-          <w:szCs w:val="20"/>
-        </w:rPr>
         <w:t>{</w:t>
       </w:r>
       <w:proofErr w:type="spellStart"/>
-      <w:proofErr w:type="gramEnd"/>
       <w:r>
         <w:rPr>
           <w:rFonts w:ascii="Arial" w:hAnsi="Arial" w:cs="Arial"/>
@@ -5408,9 +5226,9 @@
           <w:sz w:val="20"/>
           <w:szCs w:val="20"/>
         </w:rPr>
-        <w:t>fromInputs-</w:t>
-      </w:r>
-      <w:proofErr w:type="gramStart"/>
+        <w:t>fromInputs-lugarAforoRRR</w:t>
+      </w:r>
+      <w:proofErr w:type="spellEnd"/>
       <w:r>
         <w:rPr>
           <w:rFonts w:ascii="Arial" w:hAnsi="Arial" w:cs="Arial"/>
@@ -5420,30 +5238,17 @@
           <w:sz w:val="20"/>
           <w:szCs w:val="20"/>
         </w:rPr>
-        <w:t>lugarAforoRRR</w:t>
-      </w:r>
-      <w:proofErr w:type="spellEnd"/>
-      <w:r>
-        <w:rPr>
-          <w:rFonts w:ascii="Arial" w:hAnsi="Arial" w:cs="Arial"/>
-          <w:b/>
-          <w:bCs/>
-          <w:color w:val="FF0000"/>
+        <w:t>}</w:t>
+      </w:r>
+      <w:r>
+        <w:rPr>
+          <w:rFonts w:ascii="Arial" w:hAnsi="Arial" w:cs="Arial"/>
           <w:sz w:val="20"/>
           <w:szCs w:val="20"/>
         </w:rPr>
-        <w:t>}</w:t>
-      </w:r>
-      <w:r>
-        <w:rPr>
-          <w:rFonts w:ascii="Arial" w:hAnsi="Arial" w:cs="Arial"/>
-          <w:sz w:val="20"/>
-          <w:szCs w:val="20"/>
-        </w:rPr>
         <w:t>{</w:t>
       </w:r>
       <w:proofErr w:type="spellStart"/>
-      <w:proofErr w:type="gramEnd"/>
       <w:r>
         <w:rPr>
           <w:rFonts w:ascii="Arial" w:hAnsi="Arial" w:cs="Arial"/>
@@ -5748,7 +5553,6 @@
               </w:rPr>
               <w:t>{#</w:t>
             </w:r>
-            <w:proofErr w:type="gramStart"/>
             <w:r>
               <w:rPr>
                 <w:rFonts w:ascii="Arial" w:hAnsi="Arial" w:cs="Arial"/>
@@ -5760,15 +5564,7 @@
                 <w:rFonts w:ascii="Arial" w:eastAsiaTheme="minorHAnsi" w:hAnsi="Arial" w:cs="Arial"/>
                 <w:lang w:eastAsia="en-US"/>
               </w:rPr>
-              <w:t>}{</w:t>
-            </w:r>
-            <w:proofErr w:type="gramEnd"/>
-            <w:r>
-              <w:rPr>
-                <w:rFonts w:ascii="Arial" w:eastAsiaTheme="minorHAnsi" w:hAnsi="Arial" w:cs="Arial"/>
-                <w:lang w:eastAsia="en-US"/>
-              </w:rPr>
-              <w:t>numeroGuia}</w:t>
+              <w:t>}{numeroGuia}</w:t>
             </w:r>
           </w:p>
         </w:tc>
@@ -5855,21 +5651,12 @@
               </w:rPr>
               <w:t>ruc</w:t>
             </w:r>
-            <w:proofErr w:type="gramStart"/>
             <w:r>
               <w:rPr>
                 <w:rFonts w:ascii="Arial" w:eastAsiaTheme="minorHAnsi" w:hAnsi="Arial" w:cs="Arial"/>
                 <w:lang w:eastAsia="en-US"/>
               </w:rPr>
-              <w:t>}{</w:t>
-            </w:r>
-            <w:proofErr w:type="gramEnd"/>
-            <w:r>
-              <w:rPr>
-                <w:rFonts w:ascii="Arial" w:eastAsiaTheme="minorHAnsi" w:hAnsi="Arial" w:cs="Arial"/>
-                <w:lang w:eastAsia="en-US"/>
-              </w:rPr>
-              <w:t>/}</w:t>
+              <w:t>}{/}</w:t>
             </w:r>
           </w:p>
         </w:tc>
@@ -6273,29 +6060,7 @@
                 <w:sz w:val="22"/>
                 <w:szCs w:val="22"/>
               </w:rPr>
-              <w:t xml:space="preserve">Ley </w:t>
-            </w:r>
-            <w:proofErr w:type="gramStart"/>
-            <w:r>
-              <w:rPr>
-                <w:rFonts w:ascii="Arial" w:hAnsi="Arial" w:cs="Arial"/>
-                <w:b/>
-                <w:bCs/>
-                <w:sz w:val="22"/>
-                <w:szCs w:val="22"/>
-              </w:rPr>
-              <w:t>N.º</w:t>
-            </w:r>
-            <w:proofErr w:type="gramEnd"/>
-            <w:r>
-              <w:rPr>
-                <w:rFonts w:ascii="Arial" w:hAnsi="Arial" w:cs="Arial"/>
-                <w:b/>
-                <w:bCs/>
-                <w:sz w:val="22"/>
-                <w:szCs w:val="22"/>
-              </w:rPr>
-              <w:t>27037</w:t>
+              <w:t>Ley N.º27037</w:t>
             </w:r>
           </w:p>
         </w:tc>
@@ -7153,29 +6918,7 @@
                 <w:sz w:val="20"/>
                 <w:szCs w:val="20"/>
               </w:rPr>
-              <w:t xml:space="preserve">Ley </w:t>
-            </w:r>
-            <w:proofErr w:type="gramStart"/>
-            <w:r>
-              <w:rPr>
-                <w:rFonts w:ascii="Arial" w:hAnsi="Arial" w:cs="Arial"/>
-                <w:b/>
-                <w:bCs/>
-                <w:sz w:val="20"/>
-                <w:szCs w:val="20"/>
-              </w:rPr>
-              <w:t>N.º</w:t>
-            </w:r>
-            <w:proofErr w:type="gramEnd"/>
-            <w:r>
-              <w:rPr>
-                <w:rFonts w:ascii="Arial" w:hAnsi="Arial" w:cs="Arial"/>
-                <w:b/>
-                <w:bCs/>
-                <w:sz w:val="20"/>
-                <w:szCs w:val="20"/>
-              </w:rPr>
-              <w:t>27037</w:t>
+              <w:t>Ley N.º27037</w:t>
             </w:r>
           </w:p>
         </w:tc>
@@ -8951,9 +8694,9 @@
           <w:sz w:val="22"/>
           <w:szCs w:val="22"/>
         </w:rPr>
-        <w:t>datosFactura-</w:t>
-      </w:r>
-      <w:proofErr w:type="gramStart"/>
+        <w:t>datosFactura-numeroReqFac</w:t>
+      </w:r>
+      <w:proofErr w:type="spellEnd"/>
       <w:r>
         <w:rPr>
           <w:rFonts w:ascii="Arial" w:hAnsi="Arial"/>
@@ -8963,23 +8706,11 @@
           <w:sz w:val="22"/>
           <w:szCs w:val="22"/>
         </w:rPr>
-        <w:t>numeroReqFac</w:t>
-      </w:r>
-      <w:proofErr w:type="spellEnd"/>
+        <w:t>}</w:t>
+      </w:r>
       <w:r>
         <w:rPr>
           <w:rFonts w:ascii="Arial" w:hAnsi="Arial"/>
-          <w:i w:val="0"/>
-          <w:iCs w:val="0"/>
-          <w:color w:val="000000" w:themeColor="text1"/>
-          <w:sz w:val="22"/>
-          <w:szCs w:val="22"/>
-        </w:rPr>
-        <w:t>}</w:t>
-      </w:r>
-      <w:r>
-        <w:rPr>
-          <w:rFonts w:ascii="Arial" w:hAnsi="Arial"/>
           <w:b/>
           <w:bCs/>
           <w:i w:val="0"/>
@@ -8991,7 +8722,6 @@
         <w:t>{</w:t>
       </w:r>
       <w:proofErr w:type="spellStart"/>
-      <w:proofErr w:type="gramEnd"/>
       <w:r>
         <w:rPr>
           <w:rFonts w:ascii="Arial" w:hAnsi="Arial"/>
@@ -9041,7 +8771,7 @@
           <w:sz w:val="22"/>
           <w:szCs w:val="22"/>
         </w:rPr>
-        <w:t xml:space="preserve">El importador a través </w:t>
+        <w:t xml:space="preserve">El importador a </w:t>
       </w:r>
       <w:r>
         <w:rPr>
@@ -9049,7 +8779,7 @@
           <w:sz w:val="22"/>
           <w:szCs w:val="22"/>
         </w:rPr>
-        <w:t>del requerimiento n.º {</w:t>
+        <w:t>través del requerimiento n.º {</w:t>
       </w:r>
       <w:proofErr w:type="spellStart"/>
       <w:r>
@@ -9382,7 +9112,15 @@
           <w:sz w:val="22"/>
           <w:szCs w:val="22"/>
         </w:rPr>
-        <w:t>-ruc} al amparo de la Ley n.º 27037, al no configurar la exclusión establecida en el artículo 8° de la Mencionada Ley</w:t>
+        <w:t>-ruc} al amparo de la Ley n.º 27037, al no configurar la exclusión establecida en el artículo 8° de la</w:t>
+      </w:r>
+      <w:r>
+        <w:rPr>
+          <w:rFonts w:ascii="Arial" w:hAnsi="Arial"/>
+          <w:sz w:val="22"/>
+          <w:szCs w:val="22"/>
+        </w:rPr>
+        <w:t xml:space="preserve"> Mencionada Ley</w:t>
       </w:r>
       <w:r>
         <w:rPr>
@@ -9506,9 +9244,9 @@
           <w:sz w:val="22"/>
           <w:szCs w:val="22"/>
         </w:rPr>
-        <w:t>datosFactura-</w:t>
-      </w:r>
-      <w:proofErr w:type="gramStart"/>
+        <w:t>datosFactura-numeroReqFac</w:t>
+      </w:r>
+      <w:proofErr w:type="spellEnd"/>
       <w:r>
         <w:rPr>
           <w:rFonts w:ascii="Arial" w:hAnsi="Arial"/>
@@ -9518,23 +9256,11 @@
           <w:sz w:val="22"/>
           <w:szCs w:val="22"/>
         </w:rPr>
-        <w:t>numeroReqFac</w:t>
-      </w:r>
-      <w:proofErr w:type="spellEnd"/>
+        <w:t>}</w:t>
+      </w:r>
       <w:r>
         <w:rPr>
           <w:rFonts w:ascii="Arial" w:hAnsi="Arial"/>
-          <w:i w:val="0"/>
-          <w:iCs w:val="0"/>
-          <w:color w:val="000000" w:themeColor="text1"/>
-          <w:sz w:val="22"/>
-          <w:szCs w:val="22"/>
-        </w:rPr>
-        <w:t>}</w:t>
-      </w:r>
-      <w:r>
-        <w:rPr>
-          <w:rFonts w:ascii="Arial" w:hAnsi="Arial"/>
           <w:b/>
           <w:bCs/>
           <w:i w:val="0"/>
@@ -9546,7 +9272,6 @@
         <w:t>{</w:t>
       </w:r>
       <w:proofErr w:type="spellStart"/>
-      <w:proofErr w:type="gramEnd"/>
       <w:r>
         <w:rPr>
           <w:rFonts w:ascii="Arial" w:hAnsi="Arial"/>
@@ -9596,7 +9321,15 @@
           <w:sz w:val="22"/>
           <w:szCs w:val="22"/>
         </w:rPr>
-        <w:t>El importador a través del requerimiento n.º {</w:t>
+        <w:t xml:space="preserve">El importador a </w:t>
+      </w:r>
+      <w:r>
+        <w:rPr>
+          <w:rFonts w:ascii="Arial" w:hAnsi="Arial"/>
+          <w:sz w:val="22"/>
+          <w:szCs w:val="22"/>
+        </w:rPr>
+        <w:t>través del requerimiento n.º {</w:t>
       </w:r>
       <w:proofErr w:type="spellStart"/>
       <w:r>
@@ -9961,7 +9694,15 @@
           <w:sz w:val="22"/>
           <w:szCs w:val="22"/>
         </w:rPr>
-        <w:t>-ruc} al amparo de la Ley n.º 27037, al no configurar la exclusión establecida en el artículo 8° de la Mencionada Ley;</w:t>
+        <w:t>-ruc} al amparo de la Ley n.º 27037, al no configurar la exclusión establecida en el artículo 8° de la Mencionada</w:t>
+      </w:r>
+      <w:r>
+        <w:rPr>
+          <w:rFonts w:ascii="Arial" w:hAnsi="Arial"/>
+          <w:sz w:val="22"/>
+          <w:szCs w:val="22"/>
+        </w:rPr>
+        <w:t xml:space="preserve"> Ley;</w:t>
       </w:r>
     </w:p>
     <w:p>
